--- a/hin/docx/14.content.docx
+++ b/hin/docx/14.content.docx
@@ -19,7 +19,7 @@
         <w:rPr>
           <w:lang w:val="hi_IN" w:bidi="hi_IN"/>
         </w:rPr>
-        <w:t>Resource: अध्ययन नोट्स - पुस्तक परिचय (टिंडेल)</w:t>
+        <w:t>Resource: Tyndale Open Study Notes</w:t>
       </w:r>
       <w:r>
         <w:rPr>
@@ -112,7 +112,7 @@
         <w:rPr>
           <w:lang w:val="hi_IN" w:bidi="hi_IN"/>
         </w:rPr>
-        <w:t>अध्ययन नोट्स - पुस्तक परिचय (टिंडेल)</w:t>
+        <w:t>Tyndale Open Study Notes</w:t>
       </w:r>
     </w:p>
     <w:p>

--- a/hin/docx/14.content.docx
+++ b/hin/docx/14.content.docx
@@ -19,7 +19,7 @@
         <w:rPr>
           <w:lang w:val="hi_IN" w:bidi="hi_IN"/>
         </w:rPr>
-        <w:t>Resource: Tyndale Open Study Notes</w:t>
+        <w:t>Resource: Aquifer Open Study Notes (Book Intros)</w:t>
       </w:r>
       <w:r>
         <w:rPr>
@@ -112,7 +112,7 @@
         <w:rPr>
           <w:lang w:val="hi_IN" w:bidi="hi_IN"/>
         </w:rPr>
-        <w:t>Tyndale Open Study Notes</w:t>
+        <w:t>Aquifer Open Study Notes (Book Intros)</w:t>
       </w:r>
     </w:p>
     <w:p>

--- a/hin/docx/14.content.docx
+++ b/hin/docx/14.content.docx
@@ -245,18 +245,12 @@
         </w:rPr>
         <w:t>” (</w:t>
       </w:r>
-      <w:hyperlink r:id="rId13">
-        <w:r>
-          <w:rPr>
-            <w:lang w:val="hi_IN" w:bidi="hi_IN"/>
-          </w:rPr>
-          <w:rPr>
-            <w:color w:val="0000EE"/>
-            <w:u w:val="single"/>
-          </w:rPr>
-          <w:t>2 इति 20:20</w:t>
-        </w:r>
-      </w:hyperlink>
+      <w:r>
+        <w:rPr>
+          <w:lang w:val="hi_IN" w:bidi="hi_IN"/>
+        </w:rPr>
+        <w:t>2 इति 20:20</w:t>
+      </w:r>
       <w:r>
         <w:rPr>
           <w:lang w:val="hi_IN" w:bidi="hi_IN"/>
@@ -339,36 +333,24 @@
         </w:rPr>
         <w:t>2 इतिहास के पहले नौ अध्याय सुलैमान के शासनकाल पर केंद्रित हैं। इस इतिहास लेख का अधिकांश भाग मंदिर के निर्माण और याजको के लिए प्रावधान से संबंधित है। सुलैमान की प्रार्थना और परमेश्वर की प्रतिक्रिया सुलैमान के इतिहासकार के विवरण के केंद्र में हैं (</w:t>
       </w:r>
-      <w:hyperlink r:id="rId14">
-        <w:r>
-          <w:rPr>
-            <w:lang w:val="hi_IN" w:bidi="hi_IN"/>
-          </w:rPr>
-          <w:rPr>
-            <w:color w:val="0000EE"/>
-            <w:u w:val="single"/>
-          </w:rPr>
-          <w:t>6:1–7:22</w:t>
-        </w:r>
-      </w:hyperlink>
+      <w:r>
+        <w:rPr>
+          <w:lang w:val="hi_IN" w:bidi="hi_IN"/>
+        </w:rPr>
+        <w:t>6:1–7:22</w:t>
+      </w:r>
       <w:r>
         <w:rPr>
           <w:lang w:val="hi_IN" w:bidi="hi_IN"/>
         </w:rPr>
         <w:t>)। परमेश्वर ने सुलैमान की प्रार्थना का उत्तर एक दर्शन में दिया, जिसने इतिहासकार के अपने धार्मिक दृष्टिकोण को व्यक्त किया (</w:t>
       </w:r>
-      <w:hyperlink r:id="rId15">
-        <w:r>
-          <w:rPr>
-            <w:lang w:val="hi_IN" w:bidi="hi_IN"/>
-          </w:rPr>
-          <w:rPr>
-            <w:color w:val="0000EE"/>
-            <w:u w:val="single"/>
-          </w:rPr>
-          <w:t>7:12–22</w:t>
-        </w:r>
-      </w:hyperlink>
+      <w:r>
+        <w:rPr>
+          <w:lang w:val="hi_IN" w:bidi="hi_IN"/>
+        </w:rPr>
+        <w:t>7:12–22</w:t>
+      </w:r>
       <w:r>
         <w:rPr>
           <w:lang w:val="hi_IN" w:bidi="hi_IN"/>
@@ -389,18 +371,12 @@
         </w:rPr>
         <w:t xml:space="preserve">राजतंत्र के विभाजन को दर्ज करने के बाद, इतिहासकार ने लगभग विशेष रूप से यहूदा के दक्षिणी राज्य पर ध्यान केंद्रित किया। उन्होंने राज्य की निरंतरता और इस्राएल के भविष्य को दाऊद के राजवंश और यरूशलेम में मंदिर के साथ जोड़ा। हालाँकि, यहूदा पर शासन करने वाले दाऊद के वंशज हमेशा आज्ञाकारिता के आदर्श नहीं थे। इस बीच, उत्तरी राज्य, इस्राएल ने कभी-कभी वही किया जो सही था (उदाहरण के लिए, </w:t>
       </w:r>
-      <w:hyperlink r:id="rId16">
-        <w:r>
-          <w:rPr>
-            <w:lang w:val="hi_IN" w:bidi="hi_IN"/>
-          </w:rPr>
-          <w:rPr>
-            <w:color w:val="0000EE"/>
-            <w:u w:val="single"/>
-          </w:rPr>
-          <w:t>28:5–15</w:t>
-        </w:r>
-      </w:hyperlink>
+      <w:r>
+        <w:rPr>
+          <w:lang w:val="hi_IN" w:bidi="hi_IN"/>
+        </w:rPr>
+        <w:t>28:5–15</w:t>
+      </w:r>
       <w:r>
         <w:rPr>
           <w:lang w:val="hi_IN" w:bidi="hi_IN"/>
@@ -421,72 +397,48 @@
         </w:rPr>
         <w:t>यहूदा के राजाओं के बारे में इतिहासकार का चित्रण कभी-कभी राजाओं की पुस्तक में समानांतर विवरणों से उल्लेखनीय रूप से अलग हो जाता है। राजाओं में उज्जिय्याह एक छोटे चरित्र के रूप में दिखाई देता है (</w:t>
       </w:r>
-      <w:hyperlink r:id="rId17">
-        <w:r>
-          <w:rPr>
-            <w:lang w:val="hi_IN" w:bidi="hi_IN"/>
-          </w:rPr>
-          <w:rPr>
-            <w:color w:val="0000EE"/>
-            <w:u w:val="single"/>
-          </w:rPr>
-          <w:t>2 रा 15:1–7</w:t>
-        </w:r>
-      </w:hyperlink>
+      <w:r>
+        <w:rPr>
+          <w:lang w:val="hi_IN" w:bidi="hi_IN"/>
+        </w:rPr>
+        <w:t>2 रा 15:1–7</w:t>
+      </w:r>
       <w:r>
         <w:rPr>
           <w:lang w:val="hi_IN" w:bidi="hi_IN"/>
         </w:rPr>
         <w:t>), भले ही वह एक शक्तिशाली राजा था जिसने पचास से अधिक वर्षों तक शासन किया। इतिहास में, उज्जिय्याह एक प्रसिद्ध सुधारक और निर्माता है। इसी तरह, हालाँकि राजाओं में योताम के बारे में बहुत कम कहा गया है (</w:t>
       </w:r>
-      <w:hyperlink r:id="rId18">
-        <w:r>
-          <w:rPr>
-            <w:lang w:val="hi_IN" w:bidi="hi_IN"/>
-          </w:rPr>
-          <w:rPr>
-            <w:color w:val="0000EE"/>
-            <w:u w:val="single"/>
-          </w:rPr>
-          <w:t>2 रा 15:32–38</w:t>
-        </w:r>
-      </w:hyperlink>
+      <w:r>
+        <w:rPr>
+          <w:lang w:val="hi_IN" w:bidi="hi_IN"/>
+        </w:rPr>
+        <w:t>2 रा 15:32–38</w:t>
+      </w:r>
       <w:r>
         <w:rPr>
           <w:lang w:val="hi_IN" w:bidi="hi_IN"/>
         </w:rPr>
         <w:t>), इतिहास में उसके काम को व्यापक रूप में चित्रित किया गया है (</w:t>
       </w:r>
-      <w:hyperlink r:id="rId19">
-        <w:r>
-          <w:rPr>
-            <w:lang w:val="hi_IN" w:bidi="hi_IN"/>
-          </w:rPr>
-          <w:rPr>
-            <w:color w:val="0000EE"/>
-            <w:u w:val="single"/>
-          </w:rPr>
-          <w:t>2 इति 27:3–4</w:t>
-        </w:r>
-      </w:hyperlink>
+      <w:r>
+        <w:rPr>
+          <w:lang w:val="hi_IN" w:bidi="hi_IN"/>
+        </w:rPr>
+        <w:t>2 इति 27:3–4</w:t>
+      </w:r>
       <w:r>
         <w:rPr>
           <w:lang w:val="hi_IN" w:bidi="hi_IN"/>
         </w:rPr>
         <w:t>)। इतिहासकार हिजकिय्याह के बारे में हमारी समझ का भी विस्तार करता है (</w:t>
       </w:r>
-      <w:hyperlink r:id="rId20">
-        <w:r>
-          <w:rPr>
-            <w:lang w:val="hi_IN" w:bidi="hi_IN"/>
-          </w:rPr>
-          <w:rPr>
-            <w:color w:val="0000EE"/>
-            <w:u w:val="single"/>
-          </w:rPr>
-          <w:t>29:1–32:33</w:t>
-        </w:r>
-      </w:hyperlink>
+      <w:r>
+        <w:rPr>
+          <w:lang w:val="hi_IN" w:bidi="hi_IN"/>
+        </w:rPr>
+        <w:t>29:1–32:33</w:t>
+      </w:r>
       <w:r>
         <w:rPr>
           <w:lang w:val="hi_IN" w:bidi="hi_IN"/>
@@ -507,18 +459,12 @@
         </w:rPr>
         <w:t>इसके बाद मनश्शे और आमोन का शासन (</w:t>
       </w:r>
-      <w:hyperlink r:id="rId21">
-        <w:r>
-          <w:rPr>
-            <w:lang w:val="hi_IN" w:bidi="hi_IN"/>
-          </w:rPr>
-          <w:rPr>
-            <w:color w:val="0000EE"/>
-            <w:u w:val="single"/>
-          </w:rPr>
-          <w:t>33:1–25</w:t>
-        </w:r>
-      </w:hyperlink>
+      <w:r>
+        <w:rPr>
+          <w:lang w:val="hi_IN" w:bidi="hi_IN"/>
+        </w:rPr>
+        <w:t>33:1–25</w:t>
+      </w:r>
       <w:r>
         <w:rPr>
           <w:lang w:val="hi_IN" w:bidi="hi_IN"/>
@@ -539,36 +485,24 @@
         </w:rPr>
         <w:t>योशियाह का शासनकाल (</w:t>
       </w:r>
-      <w:hyperlink r:id="rId22">
-        <w:r>
-          <w:rPr>
-            <w:lang w:val="hi_IN" w:bidi="hi_IN"/>
-          </w:rPr>
-          <w:rPr>
-            <w:color w:val="0000EE"/>
-            <w:u w:val="single"/>
-          </w:rPr>
-          <w:t>34:1–35:27</w:t>
-        </w:r>
-      </w:hyperlink>
+      <w:r>
+        <w:rPr>
+          <w:lang w:val="hi_IN" w:bidi="hi_IN"/>
+        </w:rPr>
+        <w:t>34:1–35:27</w:t>
+      </w:r>
       <w:r>
         <w:rPr>
           <w:lang w:val="hi_IN" w:bidi="hi_IN"/>
         </w:rPr>
         <w:t>) परमेश्वर को प्रसन्न करने वाला था। लेकिन जब योशियाह की मृत्यु हुई (609 ई.पू.), तो यहूदा का अंत जल्द ही हो गया। चार वर्षों के भीतर, बाबुलीयों ने हमलों की एक श्रृंखला शुरू की (605–586 ई.पू.) जिसके कारण यरूशलेम और मंदिर का विनाश हुआ और अधिकांश आबादी को बाबुल में बँधुआई की ओर अग्रसर किया ((</w:t>
       </w:r>
-      <w:hyperlink r:id="rId23">
-        <w:r>
-          <w:rPr>
-            <w:lang w:val="hi_IN" w:bidi="hi_IN"/>
-          </w:rPr>
-          <w:rPr>
-            <w:color w:val="0000EE"/>
-            <w:u w:val="single"/>
-          </w:rPr>
-          <w:t>36:2–21</w:t>
-        </w:r>
-      </w:hyperlink>
+      <w:r>
+        <w:rPr>
+          <w:lang w:val="hi_IN" w:bidi="hi_IN"/>
+        </w:rPr>
+        <w:t>36:2–21</w:t>
+      </w:r>
       <w:r>
         <w:rPr>
           <w:lang w:val="hi_IN" w:bidi="hi_IN"/>
@@ -589,18 +523,12 @@
         </w:rPr>
         <w:t>यह वृत्तांत आशा की एक किरण के साथ समाप्त होता है: 538 ईसा पूर्व में कुस्रू की घोषणा जिसने यहूदियों को यहूदा लौटने और यरूशलेम का पुनर्निर्माण करने की अनुमति दी (</w:t>
       </w:r>
-      <w:hyperlink r:id="rId24">
-        <w:r>
-          <w:rPr>
-            <w:lang w:val="hi_IN" w:bidi="hi_IN"/>
-          </w:rPr>
-          <w:rPr>
-            <w:color w:val="0000EE"/>
-            <w:u w:val="single"/>
-          </w:rPr>
-          <w:t>36:22–23</w:t>
-        </w:r>
-      </w:hyperlink>
+      <w:r>
+        <w:rPr>
+          <w:lang w:val="hi_IN" w:bidi="hi_IN"/>
+        </w:rPr>
+        <w:t>36:22–23</w:t>
+      </w:r>
       <w:r>
         <w:rPr>
           <w:lang w:val="hi_IN" w:bidi="hi_IN"/>
@@ -712,18 +640,12 @@
         </w:rPr>
         <w:t>इतिहास दाऊद और सुलैमान के काल को एक आदर्श समय के रूप में प्रस्तुत करता है जब पूरा इस्राएल आराधना में एकजुट था (</w:t>
       </w:r>
-      <w:hyperlink r:id="rId25">
-        <w:r>
-          <w:rPr>
-            <w:lang w:val="hi_IN" w:bidi="hi_IN"/>
-          </w:rPr>
-          <w:rPr>
-            <w:color w:val="0000EE"/>
-            <w:u w:val="single"/>
-          </w:rPr>
-          <w:t>7:8</w:t>
-        </w:r>
-      </w:hyperlink>
+      <w:r>
+        <w:rPr>
+          <w:lang w:val="hi_IN" w:bidi="hi_IN"/>
+        </w:rPr>
+        <w:t>7:8</w:t>
+      </w:r>
       <w:r>
         <w:rPr>
           <w:lang w:val="hi_IN" w:bidi="hi_IN"/>
@@ -744,72 +666,48 @@
         </w:rPr>
         <w:t>इतिहासकार सुलैमान के शासन को दाऊद के समान मानते हैं, क्योंकि सुलैमान ने मंदिर और वहाँ आराधना के लिए दाऊद की योजनाओं को पूरा किया (</w:t>
       </w:r>
-      <w:hyperlink r:id="rId26">
-        <w:r>
-          <w:rPr>
-            <w:lang w:val="hi_IN" w:bidi="hi_IN"/>
-          </w:rPr>
-          <w:rPr>
-            <w:color w:val="0000EE"/>
-            <w:u w:val="single"/>
-          </w:rPr>
-          <w:t>3:1</w:t>
-        </w:r>
-      </w:hyperlink>
+      <w:r>
+        <w:rPr>
+          <w:lang w:val="hi_IN" w:bidi="hi_IN"/>
+        </w:rPr>
+        <w:t>3:1</w:t>
+      </w:r>
       <w:r>
         <w:rPr>
           <w:lang w:val="hi_IN" w:bidi="hi_IN"/>
         </w:rPr>
         <w:t xml:space="preserve">; </w:t>
       </w:r>
-      <w:hyperlink r:id="rId27">
-        <w:r>
-          <w:rPr>
-            <w:lang w:val="hi_IN" w:bidi="hi_IN"/>
-          </w:rPr>
-          <w:rPr>
-            <w:color w:val="0000EE"/>
-            <w:u w:val="single"/>
-          </w:rPr>
-          <w:t>5:1</w:t>
-        </w:r>
-      </w:hyperlink>
+      <w:r>
+        <w:rPr>
+          <w:lang w:val="hi_IN" w:bidi="hi_IN"/>
+        </w:rPr>
+        <w:t>5:1</w:t>
+      </w:r>
       <w:r>
         <w:rPr>
           <w:lang w:val="hi_IN" w:bidi="hi_IN"/>
         </w:rPr>
         <w:t xml:space="preserve">; </w:t>
       </w:r>
-      <w:hyperlink r:id="rId28">
-        <w:r>
-          <w:rPr>
-            <w:lang w:val="hi_IN" w:bidi="hi_IN"/>
-          </w:rPr>
-          <w:rPr>
-            <w:color w:val="0000EE"/>
-            <w:u w:val="single"/>
-          </w:rPr>
-          <w:t>7:1</w:t>
-        </w:r>
-      </w:hyperlink>
+      <w:r>
+        <w:rPr>
+          <w:lang w:val="hi_IN" w:bidi="hi_IN"/>
+        </w:rPr>
+        <w:t>7:1</w:t>
+      </w:r>
       <w:r>
         <w:rPr>
           <w:lang w:val="hi_IN" w:bidi="hi_IN"/>
         </w:rPr>
         <w:t>)। इतिहास में, दाऊद सार्वजनिक घोषणा में सुलैमान को सिंहासन पर नियुक्त करते हैं, और सुलैमान को परमेश्वर की आशीष और लोगों का पूर्ण समर्थन मिलता है। इतिहासकार अदोनिय्याह के तख्तापलट के प्रयास या सुलैमान के पापों का उल्लेख नहीं करते, और वह विभाजन के लिए यारोबाम को दोषी ठहराते हैं (</w:t>
       </w:r>
-      <w:hyperlink r:id="rId29">
-        <w:r>
-          <w:rPr>
-            <w:lang w:val="hi_IN" w:bidi="hi_IN"/>
-          </w:rPr>
-          <w:rPr>
-            <w:color w:val="0000EE"/>
-            <w:u w:val="single"/>
-          </w:rPr>
-          <w:t>13:6–7</w:t>
-        </w:r>
-      </w:hyperlink>
+      <w:r>
+        <w:rPr>
+          <w:lang w:val="hi_IN" w:bidi="hi_IN"/>
+        </w:rPr>
+        <w:t>13:6–7</w:t>
+      </w:r>
       <w:r>
         <w:rPr>
           <w:lang w:val="hi_IN" w:bidi="hi_IN"/>
@@ -844,90 +742,60 @@
         </w:rPr>
         <w:t>इतिहासकार हिजकिय्याह के शासनकाल की घटनाओं को विभाजित राजतंत्र की समस्या के समाधान के रूप में प्रस्तुत करते हैं। पहले, आहाज के अधीन यहूदा का राज्य इस्राएल के समान अवज्ञा के स्तर तक गिर गया था (</w:t>
       </w:r>
-      <w:hyperlink r:id="rId30">
-        <w:r>
-          <w:rPr>
-            <w:lang w:val="hi_IN" w:bidi="hi_IN"/>
-          </w:rPr>
-          <w:rPr>
-            <w:color w:val="0000EE"/>
-            <w:u w:val="single"/>
-          </w:rPr>
-          <w:t>28:2</w:t>
-        </w:r>
-      </w:hyperlink>
+      <w:r>
+        <w:rPr>
+          <w:lang w:val="hi_IN" w:bidi="hi_IN"/>
+        </w:rPr>
+        <w:t>28:2</w:t>
+      </w:r>
       <w:r>
         <w:rPr>
           <w:lang w:val="hi_IN" w:bidi="hi_IN"/>
         </w:rPr>
         <w:t xml:space="preserve">, </w:t>
       </w:r>
-      <w:hyperlink r:id="rId31">
-        <w:r>
-          <w:rPr>
-            <w:lang w:val="hi_IN" w:bidi="hi_IN"/>
-          </w:rPr>
-          <w:rPr>
-            <w:color w:val="0000EE"/>
-            <w:u w:val="single"/>
-          </w:rPr>
-          <w:t>6</w:t>
-        </w:r>
-      </w:hyperlink>
+      <w:r>
+        <w:rPr>
+          <w:lang w:val="hi_IN" w:bidi="hi_IN"/>
+        </w:rPr>
+        <w:t>6</w:t>
+      </w:r>
       <w:r>
         <w:rPr>
           <w:lang w:val="hi_IN" w:bidi="hi_IN"/>
         </w:rPr>
         <w:t>), जबकि इस्राएल के अगुवो ने अपने पापों को स्वीकार किया (</w:t>
       </w:r>
-      <w:hyperlink r:id="rId32">
-        <w:r>
-          <w:rPr>
-            <w:lang w:val="hi_IN" w:bidi="hi_IN"/>
-          </w:rPr>
-          <w:rPr>
-            <w:color w:val="0000EE"/>
-            <w:u w:val="single"/>
-          </w:rPr>
-          <w:t>28:13</w:t>
-        </w:r>
-      </w:hyperlink>
+      <w:r>
+        <w:rPr>
+          <w:lang w:val="hi_IN" w:bidi="hi_IN"/>
+        </w:rPr>
+        <w:t>28:13</w:t>
+      </w:r>
       <w:r>
         <w:rPr>
           <w:lang w:val="hi_IN" w:bidi="hi_IN"/>
         </w:rPr>
         <w:t>), जो पुनःस्थापन के लिए उनकी तत्परता को दर्शाता है। इसके बाद इतिहासकार हिजकिय्याह को प्रस्तुत करते हैं, जो उन्हें एक दूसरे सुलैमान के रूप में विशिष्ट रूप से चित्रित करते हैं। हिजकिय्याह ने अपने शासनकाल के पहले फसह में उत्तर को शामिल होने के लिए आमंत्रित किया, और कई लोगों ने प्रतिक्रिया दी (</w:t>
       </w:r>
-      <w:hyperlink r:id="rId33">
-        <w:r>
-          <w:rPr>
-            <w:lang w:val="hi_IN" w:bidi="hi_IN"/>
-          </w:rPr>
-          <w:rPr>
-            <w:color w:val="0000EE"/>
-            <w:u w:val="single"/>
-          </w:rPr>
-          <w:t>30:11</w:t>
-        </w:r>
-      </w:hyperlink>
+      <w:r>
+        <w:rPr>
+          <w:lang w:val="hi_IN" w:bidi="hi_IN"/>
+        </w:rPr>
+        <w:t>30:11</w:t>
+      </w:r>
       <w:r>
         <w:rPr>
           <w:lang w:val="hi_IN" w:bidi="hi_IN"/>
         </w:rPr>
         <w:t>); सुलैमान के समय के बाद से इस तरह का उत्सव नहीं हुआ था (</w:t>
       </w:r>
-      <w:hyperlink r:id="rId34">
-        <w:r>
-          <w:rPr>
-            <w:lang w:val="hi_IN" w:bidi="hi_IN"/>
-          </w:rPr>
-          <w:rPr>
-            <w:color w:val="0000EE"/>
-            <w:u w:val="single"/>
-          </w:rPr>
-          <w:t>30:26</w:t>
-        </w:r>
-      </w:hyperlink>
+      <w:r>
+        <w:rPr>
+          <w:lang w:val="hi_IN" w:bidi="hi_IN"/>
+        </w:rPr>
+        <w:t>30:26</w:t>
+      </w:r>
       <w:r>
         <w:rPr>
           <w:lang w:val="hi_IN" w:bidi="hi_IN"/>
